--- a/published/ai-family/02_tiny_bodies_big_brains/02_agents/study-guides/02_agents-questions.docx
+++ b/published/ai-family/02_tiny_bodies_big_brains/02_agents/study-guides/02_agents-questions.docx
@@ -4,7 +4,17 @@
   <w:body>
     <w:p>
       <w:r>
-        <w:t>Course — Module 02 — Think About It</w:t>
+        <w:t>Tiny Bodies, Big Brains — Module 02: Agents — Think About It</w:t>
+      </w:r>
+    </w:p>
+    <w:p>
+      <w:r>
+        <w:t>Part A: Family Discussion Questions</w:t>
+      </w:r>
+    </w:p>
+    <w:p>
+      <w:r>
+        <w:t>Why do babies stare at you? (They are studying your face — gathering data!).  What makes YOU a "Little Scientist"? (You ask questions, test ideas, and learn from results).  What is a "Hypothesis"? (A fancy word for a guess you can test).  When you see yourself in a mirror, how do you know it is you? (Self-awareness!).  Do you think a baby knows they are a separate person from their parent?  Why do kids copy what grown-ups do? (Imitation is the fastest way to learn a new skill).  What experiment would you run if you could test anything? (No idea is too silly!).  How are you different from a robot? (You have feelings, creativity, and free will).  What question do you ask the most? ("Why?" is a scientist's best tool!).  If you could study any animal, which one would you choose and why?   Part B: Hands-On Activities and Reflection</w:t>
       </w:r>
     </w:p>
     <w:sectPr>
